--- a/SE-Assessments-1/Section-A/Session-4.docx
+++ b/SE-Assessments-1/Section-A/Session-4.docx
@@ -7,6 +7,34 @@
         <w:rPr>
           <w:b/>
           <w:bCs/>
+          <w:sz w:val="32"/>
+          <w:szCs w:val="32"/>
+        </w:rPr>
+      </w:pPr>
+      <w:r>
+        <w:rPr>
+          <w:b/>
+          <w:bCs/>
+          <w:sz w:val="32"/>
+          <w:szCs w:val="32"/>
+        </w:rPr>
+        <w:t>Section-A</w:t>
+      </w:r>
+      <w:r>
+        <w:rPr>
+          <w:b/>
+          <w:bCs/>
+          <w:sz w:val="32"/>
+          <w:szCs w:val="32"/>
+        </w:rPr>
+        <w:t>(4)</w:t>
+      </w:r>
+    </w:p>
+    <w:p>
+      <w:pPr>
+        <w:rPr>
+          <w:b/>
+          <w:bCs/>
           <w:sz w:val="28"/>
           <w:szCs w:val="28"/>
         </w:rPr>
@@ -442,6 +470,7 @@
           <w:sz w:val="28"/>
           <w:szCs w:val="28"/>
         </w:rPr>
+        <w:lastRenderedPageBreak/>
         <w:t xml:space="preserve">    &lt;div class="col-12 col-md-4"&gt;Article 2&lt;/div&gt;</w:t>
       </w:r>
     </w:p>
@@ -459,7 +488,6 @@
           <w:sz w:val="28"/>
           <w:szCs w:val="28"/>
         </w:rPr>
-        <w:lastRenderedPageBreak/>
         <w:t xml:space="preserve">    &lt;div class="col-12 col-md-4"&gt;Article 3&lt;/div&gt;</w:t>
       </w:r>
     </w:p>
